--- a/spm/file/269-张树彬-软件项目管理进度表.docx
+++ b/spm/file/269-张树彬-软件项目管理进度表.docx
@@ -5647,7 +5647,7 @@
           <w:bCs/>
           <w:sz w:val="24"/>
         </w:rPr>
-        <w:t>2</w:t>
+        <w:t>5</w:t>
       </w:r>
       <w:r>
         <w:rPr>
@@ -5794,7 +5794,7 @@
           <w:bCs/>
           <w:sz w:val="24"/>
         </w:rPr>
-        <w:t>4</w:t>
+        <w:t>7</w:t>
       </w:r>
       <w:r>
         <w:rPr>

--- a/spm/file/269-张树彬-软件项目管理进度表.docx
+++ b/spm/file/269-张树彬-软件项目管理进度表.docx
@@ -1235,31 +1235,30 @@
           </w:tcPr>
           <w:p>
             <w:pPr>
-              <w:jc w:val="left"/>
-            </w:pPr>
-            <w:r>
-              <w:rPr>
-                <w:rFonts w:hint="eastAsia"/>
-                <w:sz w:val="18"/>
-                <w:szCs w:val="18"/>
-              </w:rPr>
-              <w:t>随堂练习：课本</w:t>
-            </w:r>
-            <w:r>
-              <w:rPr>
-                <w:rFonts w:hint="eastAsia"/>
-                <w:sz w:val="18"/>
-                <w:szCs w:val="18"/>
+              <w:spacing w:line="360" w:lineRule="auto"/>
+            </w:pPr>
+            <w:r>
+              <w:rPr>
+                <w:rFonts w:hint="eastAsia"/>
               </w:rPr>
               <w:t>P35</w:t>
             </w:r>
-            <w:r>
-              <w:rPr>
-                <w:rFonts w:hint="eastAsia"/>
-                <w:sz w:val="18"/>
-                <w:szCs w:val="18"/>
-              </w:rPr>
-              <w:t>课后练习题第一、第二、第三大题并安排随堂答疑。</w:t>
+          </w:p>
+          <w:p>
+            <w:pPr>
+              <w:spacing w:line="360" w:lineRule="auto"/>
+            </w:pPr>
+            <w:r>
+              <w:rPr>
+                <w:rFonts w:hint="eastAsia"/>
+              </w:rPr>
+              <w:t>第一、二、三</w:t>
+            </w:r>
+            <w:r>
+              <w:rPr>
+                <w:rFonts w:hint="eastAsia"/>
+              </w:rPr>
+              <w:t>大题</w:t>
             </w:r>
           </w:p>
         </w:tc>
@@ -1503,19 +1502,18 @@
               <w:rPr>
                 <w:rFonts w:hint="eastAsia"/>
               </w:rPr>
-              <w:t>课后完成课本</w:t>
-            </w:r>
-            <w:r>
-              <w:rPr>
-                <w:rFonts w:hint="eastAsia"/>
-              </w:rPr>
               <w:t>P60</w:t>
             </w:r>
-            <w:r>
-              <w:rPr>
-                <w:rFonts w:hint="eastAsia"/>
-              </w:rPr>
-              <w:t>第一、二、三大题。</w:t>
+          </w:p>
+          <w:p>
+            <w:pPr>
+              <w:spacing w:line="360" w:lineRule="auto"/>
+            </w:pPr>
+            <w:r>
+              <w:rPr>
+                <w:rFonts w:hint="eastAsia"/>
+              </w:rPr>
+              <w:t>第一、二、三大题</w:t>
             </w:r>
           </w:p>
         </w:tc>
@@ -1771,14 +1769,10 @@
           <w:p>
             <w:pPr>
               <w:spacing w:line="360" w:lineRule="auto"/>
-            </w:pPr>
-            <w:r>
-              <w:rPr>
-                <w:rFonts w:hint="eastAsia"/>
+              <w:rPr>
                 <w:szCs w:val="21"/>
               </w:rPr>
-              <w:t>随堂完成课本</w:t>
-            </w:r>
+            </w:pPr>
             <w:r>
               <w:rPr>
                 <w:rFonts w:hint="eastAsia"/>
@@ -1786,12 +1780,17 @@
               </w:rPr>
               <w:t>P86</w:t>
             </w:r>
+          </w:p>
+          <w:p>
+            <w:pPr>
+              <w:spacing w:line="360" w:lineRule="auto"/>
+            </w:pPr>
             <w:r>
               <w:rPr>
                 <w:rFonts w:hint="eastAsia"/>
                 <w:szCs w:val="21"/>
               </w:rPr>
-              <w:t>第一、二、三大题，完成后，针对练习题开展讲解。</w:t>
+              <w:t>第一、二、三大题</w:t>
             </w:r>
           </w:p>
         </w:tc>
@@ -2042,14 +2041,10 @@
           <w:p>
             <w:pPr>
               <w:spacing w:line="360" w:lineRule="auto"/>
-            </w:pPr>
-            <w:r>
-              <w:rPr>
-                <w:rFonts w:hint="eastAsia"/>
+              <w:rPr>
                 <w:szCs w:val="21"/>
               </w:rPr>
-              <w:t>课后完成课本</w:t>
-            </w:r>
+            </w:pPr>
             <w:r>
               <w:rPr>
                 <w:rFonts w:hint="eastAsia"/>
@@ -2057,26 +2052,17 @@
               </w:rPr>
               <w:t>P133</w:t>
             </w:r>
+          </w:p>
+          <w:p>
+            <w:pPr>
+              <w:spacing w:line="360" w:lineRule="auto"/>
+            </w:pPr>
             <w:r>
               <w:rPr>
                 <w:rFonts w:hint="eastAsia"/>
                 <w:szCs w:val="21"/>
               </w:rPr>
-              <w:t>的第一、二、三大题，第四大题第</w:t>
-            </w:r>
-            <w:r>
-              <w:rPr>
-                <w:rFonts w:hint="eastAsia"/>
-                <w:szCs w:val="21"/>
-              </w:rPr>
-              <w:t>1</w:t>
-            </w:r>
-            <w:r>
-              <w:rPr>
-                <w:rFonts w:hint="eastAsia"/>
-                <w:szCs w:val="21"/>
-              </w:rPr>
-              <w:t>小题。</w:t>
+              <w:t>第一、二、三大题</w:t>
             </w:r>
           </w:p>
         </w:tc>
@@ -2322,14 +2308,10 @@
           <w:p>
             <w:pPr>
               <w:spacing w:line="360" w:lineRule="auto"/>
-            </w:pPr>
-            <w:r>
-              <w:rPr>
-                <w:rFonts w:hint="eastAsia"/>
+              <w:rPr>
                 <w:szCs w:val="21"/>
               </w:rPr>
-              <w:t>随堂完成课本</w:t>
-            </w:r>
+            </w:pPr>
             <w:r>
               <w:rPr>
                 <w:rFonts w:hint="eastAsia"/>
@@ -2337,12 +2319,17 @@
               </w:rPr>
               <w:t>P147</w:t>
             </w:r>
+          </w:p>
+          <w:p>
+            <w:pPr>
+              <w:spacing w:line="360" w:lineRule="auto"/>
+            </w:pPr>
             <w:r>
               <w:rPr>
                 <w:rFonts w:hint="eastAsia"/>
                 <w:szCs w:val="21"/>
               </w:rPr>
-              <w:t>第一、二、三大题。</w:t>
+              <w:t>第一、二、三大题</w:t>
             </w:r>
           </w:p>
         </w:tc>
@@ -2598,14 +2585,10 @@
           <w:p>
             <w:pPr>
               <w:spacing w:line="360" w:lineRule="auto"/>
-            </w:pPr>
-            <w:r>
-              <w:rPr>
-                <w:rFonts w:hint="eastAsia"/>
+              <w:rPr>
                 <w:szCs w:val="21"/>
               </w:rPr>
-              <w:t>课后完成课本</w:t>
-            </w:r>
+            </w:pPr>
             <w:r>
               <w:rPr>
                 <w:rFonts w:hint="eastAsia"/>
@@ -2613,26 +2596,17 @@
               </w:rPr>
               <w:t>P202</w:t>
             </w:r>
+          </w:p>
+          <w:p>
+            <w:pPr>
+              <w:spacing w:line="360" w:lineRule="auto"/>
+            </w:pPr>
             <w:r>
               <w:rPr>
                 <w:rFonts w:hint="eastAsia"/>
                 <w:szCs w:val="21"/>
               </w:rPr>
-              <w:t>第一、二、三大题及第四大题的第</w:t>
-            </w:r>
-            <w:r>
-              <w:rPr>
-                <w:rFonts w:hint="eastAsia"/>
-                <w:szCs w:val="21"/>
-              </w:rPr>
-              <w:t>1</w:t>
-            </w:r>
-            <w:r>
-              <w:rPr>
-                <w:rFonts w:hint="eastAsia"/>
-                <w:szCs w:val="21"/>
-              </w:rPr>
-              <w:t>题。</w:t>
+              <w:t>第一、二、三大题</w:t>
             </w:r>
           </w:p>
         </w:tc>
@@ -2922,14 +2896,10 @@
           <w:p>
             <w:pPr>
               <w:spacing w:line="360" w:lineRule="auto"/>
-            </w:pPr>
-            <w:r>
-              <w:rPr>
-                <w:rFonts w:hint="eastAsia"/>
+              <w:rPr>
                 <w:szCs w:val="21"/>
               </w:rPr>
-              <w:t>课后完成课本</w:t>
-            </w:r>
+            </w:pPr>
             <w:r>
               <w:rPr>
                 <w:rFonts w:hint="eastAsia"/>
@@ -2937,26 +2907,17 @@
               </w:rPr>
               <w:t>P242</w:t>
             </w:r>
+          </w:p>
+          <w:p>
+            <w:pPr>
+              <w:spacing w:line="360" w:lineRule="auto"/>
+            </w:pPr>
             <w:r>
               <w:rPr>
                 <w:rFonts w:hint="eastAsia"/>
                 <w:szCs w:val="21"/>
               </w:rPr>
-              <w:t>第一、二、三大题及第四大题第</w:t>
-            </w:r>
-            <w:r>
-              <w:rPr>
-                <w:rFonts w:hint="eastAsia"/>
-                <w:szCs w:val="21"/>
-              </w:rPr>
-              <w:t>2</w:t>
-            </w:r>
-            <w:r>
-              <w:rPr>
-                <w:rFonts w:hint="eastAsia"/>
-                <w:szCs w:val="21"/>
-              </w:rPr>
-              <w:t>题。</w:t>
+              <w:t>第一、二、三大题</w:t>
             </w:r>
           </w:p>
         </w:tc>
@@ -3212,14 +3173,10 @@
           <w:p>
             <w:pPr>
               <w:spacing w:line="360" w:lineRule="auto"/>
-            </w:pPr>
-            <w:r>
-              <w:rPr>
-                <w:rFonts w:hint="eastAsia"/>
+              <w:rPr>
                 <w:szCs w:val="21"/>
               </w:rPr>
-              <w:t>随堂完成课本</w:t>
-            </w:r>
+            </w:pPr>
             <w:r>
               <w:rPr>
                 <w:rFonts w:hint="eastAsia"/>
@@ -3227,12 +3184,17 @@
               </w:rPr>
               <w:t>P268</w:t>
             </w:r>
+          </w:p>
+          <w:p>
+            <w:pPr>
+              <w:spacing w:line="360" w:lineRule="auto"/>
+            </w:pPr>
             <w:r>
               <w:rPr>
                 <w:rFonts w:hint="eastAsia"/>
                 <w:szCs w:val="21"/>
               </w:rPr>
-              <w:t>第一、二、三大题并安排答疑。</w:t>
+              <w:t>第一、二、三大题</w:t>
             </w:r>
           </w:p>
         </w:tc>
@@ -3471,14 +3433,10 @@
           <w:p>
             <w:pPr>
               <w:spacing w:line="360" w:lineRule="auto"/>
-            </w:pPr>
-            <w:r>
-              <w:rPr>
-                <w:rFonts w:hint="eastAsia"/>
+              <w:rPr>
                 <w:szCs w:val="21"/>
               </w:rPr>
-              <w:t>随堂完成课本</w:t>
-            </w:r>
+            </w:pPr>
             <w:r>
               <w:rPr>
                 <w:rFonts w:hint="eastAsia"/>
@@ -3486,12 +3444,17 @@
               </w:rPr>
               <w:t>P296</w:t>
             </w:r>
+          </w:p>
+          <w:p>
+            <w:pPr>
+              <w:spacing w:line="360" w:lineRule="auto"/>
+            </w:pPr>
             <w:r>
               <w:rPr>
                 <w:rFonts w:hint="eastAsia"/>
                 <w:szCs w:val="21"/>
               </w:rPr>
-              <w:t>第一、二、三大题并讲解。</w:t>
+              <w:t>第一、二、三大题</w:t>
             </w:r>
           </w:p>
         </w:tc>
@@ -3749,14 +3712,10 @@
           <w:p>
             <w:pPr>
               <w:spacing w:line="360" w:lineRule="auto"/>
-            </w:pPr>
-            <w:r>
-              <w:rPr>
-                <w:rFonts w:hint="eastAsia"/>
+              <w:rPr>
                 <w:szCs w:val="21"/>
               </w:rPr>
-              <w:t>随堂完成课本</w:t>
-            </w:r>
+            </w:pPr>
             <w:r>
               <w:rPr>
                 <w:rFonts w:hint="eastAsia"/>
@@ -3764,12 +3723,17 @@
               </w:rPr>
               <w:t>P327</w:t>
             </w:r>
+          </w:p>
+          <w:p>
+            <w:pPr>
+              <w:spacing w:line="360" w:lineRule="auto"/>
+            </w:pPr>
             <w:r>
               <w:rPr>
                 <w:rFonts w:hint="eastAsia"/>
                 <w:szCs w:val="21"/>
               </w:rPr>
-              <w:t>第一、二、三大题并安排答疑。</w:t>
+              <w:t>第一、二、三大题</w:t>
             </w:r>
           </w:p>
         </w:tc>
@@ -4042,14 +4006,10 @@
           <w:p>
             <w:pPr>
               <w:spacing w:line="360" w:lineRule="auto"/>
-            </w:pPr>
-            <w:r>
-              <w:rPr>
-                <w:rFonts w:hint="eastAsia"/>
+              <w:rPr>
                 <w:szCs w:val="21"/>
               </w:rPr>
-              <w:t>随堂完成课本</w:t>
-            </w:r>
+            </w:pPr>
             <w:r>
               <w:rPr>
                 <w:rFonts w:hint="eastAsia"/>
@@ -4057,26 +4017,17 @@
               </w:rPr>
               <w:t>P348</w:t>
             </w:r>
+          </w:p>
+          <w:p>
+            <w:pPr>
+              <w:spacing w:line="360" w:lineRule="auto"/>
+            </w:pPr>
             <w:r>
               <w:rPr>
                 <w:rFonts w:hint="eastAsia"/>
                 <w:szCs w:val="21"/>
               </w:rPr>
-              <w:t>第一、二、三大题并安排答疑，课后完成第四大题的第</w:t>
-            </w:r>
-            <w:r>
-              <w:rPr>
-                <w:rFonts w:hint="eastAsia"/>
-                <w:szCs w:val="21"/>
-              </w:rPr>
-              <w:t>1</w:t>
-            </w:r>
-            <w:r>
-              <w:rPr>
-                <w:rFonts w:hint="eastAsia"/>
-                <w:szCs w:val="21"/>
-              </w:rPr>
-              <w:t>题。</w:t>
+              <w:t>第一、二、三大题</w:t>
             </w:r>
           </w:p>
         </w:tc>
@@ -4349,14 +4300,10 @@
           <w:p>
             <w:pPr>
               <w:spacing w:line="360" w:lineRule="auto"/>
-            </w:pPr>
-            <w:r>
-              <w:rPr>
-                <w:rFonts w:hint="eastAsia"/>
+              <w:rPr>
                 <w:szCs w:val="21"/>
               </w:rPr>
-              <w:t>随堂完成课本</w:t>
-            </w:r>
+            </w:pPr>
             <w:r>
               <w:rPr>
                 <w:rFonts w:hint="eastAsia"/>
@@ -4364,12 +4311,17 @@
               </w:rPr>
               <w:t>P359</w:t>
             </w:r>
+          </w:p>
+          <w:p>
+            <w:pPr>
+              <w:spacing w:line="360" w:lineRule="auto"/>
+            </w:pPr>
             <w:r>
               <w:rPr>
                 <w:rFonts w:hint="eastAsia"/>
                 <w:szCs w:val="21"/>
               </w:rPr>
-              <w:t>第一、二、三大题并安排答疑。</w:t>
+              <w:t>第一、二、三大题</w:t>
             </w:r>
           </w:p>
         </w:tc>
@@ -4602,14 +4554,10 @@
           <w:p>
             <w:pPr>
               <w:spacing w:line="360" w:lineRule="auto"/>
-            </w:pPr>
-            <w:r>
-              <w:rPr>
-                <w:rFonts w:hint="eastAsia"/>
+              <w:rPr>
                 <w:szCs w:val="21"/>
               </w:rPr>
-              <w:t>课后完成</w:t>
-            </w:r>
+            </w:pPr>
             <w:r>
               <w:rPr>
                 <w:rFonts w:hint="eastAsia"/>
@@ -4617,12 +4565,17 @@
               </w:rPr>
               <w:t>P389</w:t>
             </w:r>
+          </w:p>
+          <w:p>
+            <w:pPr>
+              <w:spacing w:line="360" w:lineRule="auto"/>
+            </w:pPr>
             <w:r>
               <w:rPr>
                 <w:rFonts w:hint="eastAsia"/>
                 <w:szCs w:val="21"/>
               </w:rPr>
-              <w:t>第一、二、三大题。</w:t>
+              <w:t>第一、二、三大题</w:t>
             </w:r>
           </w:p>
         </w:tc>
@@ -4838,14 +4791,10 @@
           <w:p>
             <w:pPr>
               <w:spacing w:line="360" w:lineRule="auto"/>
-            </w:pPr>
-            <w:r>
-              <w:rPr>
-                <w:rFonts w:hint="eastAsia"/>
+              <w:rPr>
                 <w:szCs w:val="21"/>
               </w:rPr>
-              <w:t>课后完成</w:t>
-            </w:r>
+            </w:pPr>
             <w:r>
               <w:rPr>
                 <w:rFonts w:hint="eastAsia"/>
@@ -4853,26 +4802,17 @@
               </w:rPr>
               <w:t>P441</w:t>
             </w:r>
+          </w:p>
+          <w:p>
+            <w:pPr>
+              <w:spacing w:line="360" w:lineRule="auto"/>
+            </w:pPr>
             <w:r>
               <w:rPr>
                 <w:rFonts w:hint="eastAsia"/>
                 <w:szCs w:val="21"/>
               </w:rPr>
-              <w:t>第一、二、三大题及第四大题的第</w:t>
-            </w:r>
-            <w:r>
-              <w:rPr>
-                <w:rFonts w:hint="eastAsia"/>
-                <w:szCs w:val="21"/>
-              </w:rPr>
-              <w:t>1</w:t>
-            </w:r>
-            <w:r>
-              <w:rPr>
-                <w:rFonts w:hint="eastAsia"/>
-                <w:szCs w:val="21"/>
-              </w:rPr>
-              <w:t>题。</w:t>
+              <w:t>第一、二、三大题</w:t>
             </w:r>
           </w:p>
         </w:tc>
@@ -5145,14 +5085,10 @@
           <w:p>
             <w:pPr>
               <w:spacing w:line="360" w:lineRule="auto"/>
-            </w:pPr>
-            <w:r>
-              <w:rPr>
-                <w:rFonts w:hint="eastAsia"/>
+              <w:rPr>
                 <w:szCs w:val="21"/>
               </w:rPr>
-              <w:t>课后完成</w:t>
-            </w:r>
+            </w:pPr>
             <w:r>
               <w:rPr>
                 <w:rFonts w:hint="eastAsia"/>
@@ -5160,12 +5096,17 @@
               </w:rPr>
               <w:t>P470</w:t>
             </w:r>
+          </w:p>
+          <w:p>
+            <w:pPr>
+              <w:spacing w:line="360" w:lineRule="auto"/>
+            </w:pPr>
             <w:r>
               <w:rPr>
                 <w:rFonts w:hint="eastAsia"/>
                 <w:szCs w:val="21"/>
               </w:rPr>
-              <w:t>第一、二、三大题。</w:t>
+              <w:t>第一、二、三大题</w:t>
             </w:r>
           </w:p>
         </w:tc>
@@ -5404,14 +5345,10 @@
           <w:p>
             <w:pPr>
               <w:spacing w:line="360" w:lineRule="auto"/>
-            </w:pPr>
-            <w:r>
-              <w:rPr>
-                <w:rFonts w:hint="eastAsia"/>
+              <w:rPr>
                 <w:szCs w:val="21"/>
               </w:rPr>
-              <w:t>随堂完成</w:t>
-            </w:r>
+            </w:pPr>
             <w:r>
               <w:rPr>
                 <w:rFonts w:hint="eastAsia"/>
@@ -5419,12 +5356,17 @@
               </w:rPr>
               <w:t>P501</w:t>
             </w:r>
+          </w:p>
+          <w:p>
+            <w:pPr>
+              <w:spacing w:line="360" w:lineRule="auto"/>
+            </w:pPr>
             <w:r>
               <w:rPr>
                 <w:rFonts w:hint="eastAsia"/>
                 <w:szCs w:val="21"/>
               </w:rPr>
-              <w:t>第一、二、三大题并答疑。</w:t>
+              <w:t>第一、二、三大题</w:t>
             </w:r>
           </w:p>
         </w:tc>
